--- a/documenten/ Project A_ planning .docx
+++ b/documenten/ Project A_ planning .docx
@@ -8,7 +8,6 @@
         <w:jc w:val="center"/>
         <w:rPr>
           <w:color w:val="000000" w:themeColor="text1"/>
-          <w:lang w:val="nl-NL"/>
         </w:rPr>
       </w:pPr>
       <w:r>
@@ -20,7 +19,6 @@
       <w:r>
         <w:rPr>
           <w:color w:val="000000" w:themeColor="text1"/>
-          <w:lang w:val="nl-NL"/>
         </w:rPr>
         <w:t xml:space="preserve"> herkansingsperiode</w:t>
       </w:r>
@@ -64,7 +62,6 @@
       <w:pPr>
         <w:rPr>
           <w:color w:val="000000" w:themeColor="text1"/>
-          <w:lang w:val="nl-NL"/>
         </w:rPr>
       </w:pPr>
       <w:r>
@@ -76,7 +73,6 @@
       <w:r>
         <w:rPr>
           <w:color w:val="000000" w:themeColor="text1"/>
-          <w:lang w:val="nl-NL"/>
         </w:rPr>
         <w:t xml:space="preserve">Berend, </w:t>
       </w:r>
@@ -84,7 +80,6 @@
       <w:r>
         <w:rPr>
           <w:color w:val="000000" w:themeColor="text1"/>
-          <w:lang w:val="nl-NL"/>
         </w:rPr>
         <w:t>Sundus</w:t>
       </w:r>
@@ -92,7 +87,6 @@
       <w:r>
         <w:rPr>
           <w:color w:val="000000" w:themeColor="text1"/>
-          <w:lang w:val="nl-NL"/>
         </w:rPr>
         <w:t xml:space="preserve"> en Ivan</w:t>
       </w:r>
@@ -101,7 +95,6 @@
       <w:pPr>
         <w:rPr>
           <w:color w:val="000000" w:themeColor="text1"/>
-          <w:lang w:val="nl-NL"/>
         </w:rPr>
       </w:pPr>
       <w:r>
@@ -113,7 +106,6 @@
       <w:r>
         <w:rPr>
           <w:color w:val="000000" w:themeColor="text1"/>
-          <w:lang w:val="nl-NL"/>
         </w:rPr>
         <w:t>2</w:t>
       </w:r>
@@ -126,7 +118,6 @@
       <w:r>
         <w:rPr>
           <w:color w:val="000000" w:themeColor="text1"/>
-          <w:lang w:val="nl-NL"/>
         </w:rPr>
         <w:t>4</w:t>
       </w:r>
@@ -139,7 +130,6 @@
       <w:r>
         <w:rPr>
           <w:color w:val="000000" w:themeColor="text1"/>
-          <w:lang w:val="nl-NL"/>
         </w:rPr>
         <w:t>6</w:t>
       </w:r>
@@ -427,7 +417,6 @@
       <w:pPr>
         <w:rPr>
           <w:color w:val="000000" w:themeColor="text1"/>
-          <w:lang w:val="nl-NL"/>
         </w:rPr>
       </w:pPr>
       <w:r>
@@ -439,7 +428,6 @@
       <w:r>
         <w:rPr>
           <w:color w:val="000000" w:themeColor="text1"/>
-          <w:lang w:val="nl-NL"/>
         </w:rPr>
         <w:t>de</w:t>
       </w:r>
@@ -452,7 +440,6 @@
       <w:r>
         <w:rPr>
           <w:color w:val="000000" w:themeColor="text1"/>
-          <w:lang w:val="nl-NL"/>
         </w:rPr>
         <w:t>herkansingsperiode</w:t>
       </w:r>
@@ -465,7 +452,6 @@
       <w:r>
         <w:rPr>
           <w:color w:val="000000" w:themeColor="text1"/>
-          <w:lang w:val="nl-NL"/>
         </w:rPr>
         <w:t>ongeveer 4</w:t>
       </w:r>
@@ -478,7 +464,6 @@
       <w:r>
         <w:rPr>
           <w:color w:val="000000" w:themeColor="text1"/>
-          <w:lang w:val="nl-NL"/>
         </w:rPr>
         <w:t>van 26 maart tot 22 april</w:t>
       </w:r>
@@ -491,7 +476,6 @@
       <w:r>
         <w:rPr>
           <w:color w:val="000000" w:themeColor="text1"/>
-          <w:lang w:val="nl-NL"/>
         </w:rPr>
         <w:t>Er is een algemene planning voor de hele groep per week, per week worden de taken verdeeld en uiteindelijk samengevoegd. Aan het einde van elke integratie wordt getest of alles werkt.</w:t>
       </w:r>
@@ -500,56 +484,178 @@
       <w:pPr>
         <w:rPr>
           <w:color w:val="000000" w:themeColor="text1"/>
-          <w:lang w:val="nl-NL"/>
-        </w:rPr>
-      </w:pPr>
-    </w:p>
-    <w:p>
-      <w:pPr>
-        <w:rPr>
-          <w:color w:val="000000" w:themeColor="text1"/>
-        </w:rPr>
-      </w:pPr>
-    </w:p>
-    <w:p>
-      <w:pPr>
-        <w:rPr>
-          <w:color w:val="000000" w:themeColor="text1"/>
-        </w:rPr>
-      </w:pPr>
-      <w:r>
-        <w:rPr>
-          <w:color w:val="000000" w:themeColor="text1"/>
-        </w:rPr>
-        <w:t>Hardware: accu, 8 sensors(ir sensor 2, ultrasoon sensor 1,microswitch 4, RFID sensor), noodknop, startknop, led, microcontroller(ESP23), draden, wielen en knop voor 7 verschillende gangen, arduino, motordriver L293D, 7 segment, breadbord, metalen Mad wiel, dc motor.</w:t>
-      </w:r>
-    </w:p>
-    <w:p>
-      <w:pPr>
-        <w:rPr>
-          <w:color w:val="000000" w:themeColor="text1"/>
-        </w:rPr>
-      </w:pPr>
-    </w:p>
-    <w:p>
-      <w:pPr>
-        <w:rPr>
-          <w:color w:val="000000" w:themeColor="text1"/>
-        </w:rPr>
-      </w:pPr>
-      <w:r>
-        <w:rPr>
-          <w:color w:val="000000" w:themeColor="text1"/>
-        </w:rPr>
-        <w:t>Vijf onderdelen hebben een elektrisch schema nodig, (sensors, noodknop, startknop, leds, knoppen).</w:t>
-      </w:r>
-    </w:p>
-    <w:p>
-      <w:pPr>
-        <w:rPr>
-          <w:color w:val="000000" w:themeColor="text1"/>
-        </w:rPr>
-      </w:pPr>
+        </w:rPr>
+      </w:pPr>
+    </w:p>
+    <w:p>
+      <w:pPr>
+        <w:rPr>
+          <w:color w:val="000000" w:themeColor="text1"/>
+        </w:rPr>
+      </w:pPr>
+    </w:p>
+    <w:p>
+      <w:pPr>
+        <w:rPr>
+          <w:color w:val="000000" w:themeColor="text1"/>
+        </w:rPr>
+      </w:pPr>
+      <w:r>
+        <w:rPr>
+          <w:color w:val="000000" w:themeColor="text1"/>
+        </w:rPr>
+        <w:t xml:space="preserve">Hardware: accu, </w:t>
+      </w:r>
+      <w:r>
+        <w:rPr>
+          <w:color w:val="000000" w:themeColor="text1"/>
+        </w:rPr>
+        <w:t xml:space="preserve">3 </w:t>
+      </w:r>
+      <w:r>
+        <w:rPr>
+          <w:color w:val="000000" w:themeColor="text1"/>
+        </w:rPr>
+        <w:t>ir sensor</w:t>
+      </w:r>
+      <w:r>
+        <w:rPr>
+          <w:color w:val="000000" w:themeColor="text1"/>
+        </w:rPr>
+        <w:t xml:space="preserve">en, 2 </w:t>
+      </w:r>
+      <w:r>
+        <w:rPr>
+          <w:color w:val="000000" w:themeColor="text1"/>
+        </w:rPr>
+        <w:t>ultrasoon sensor</w:t>
+      </w:r>
+      <w:r>
+        <w:rPr>
+          <w:color w:val="000000" w:themeColor="text1"/>
+        </w:rPr>
+        <w:t>en</w:t>
+      </w:r>
+      <w:r>
+        <w:rPr>
+          <w:color w:val="000000" w:themeColor="text1"/>
+        </w:rPr>
+        <w:t>,</w:t>
+      </w:r>
+      <w:r>
+        <w:rPr>
+          <w:color w:val="000000" w:themeColor="text1"/>
+        </w:rPr>
+        <w:t xml:space="preserve"> 8 microswitches</w:t>
+      </w:r>
+      <w:r>
+        <w:rPr>
+          <w:color w:val="000000" w:themeColor="text1"/>
+        </w:rPr>
+        <w:t xml:space="preserve">, RFID sensor, noodknop, startknop, </w:t>
+      </w:r>
+      <w:r>
+        <w:rPr>
+          <w:color w:val="000000" w:themeColor="text1"/>
+        </w:rPr>
+        <w:t xml:space="preserve">routeselectie knop, RGB </w:t>
+      </w:r>
+      <w:r>
+        <w:rPr>
+          <w:color w:val="000000" w:themeColor="text1"/>
+        </w:rPr>
+        <w:t xml:space="preserve">led, </w:t>
+      </w:r>
+      <w:r>
+        <w:rPr>
+          <w:color w:val="000000" w:themeColor="text1"/>
+        </w:rPr>
+        <w:t xml:space="preserve">2 </w:t>
+      </w:r>
+      <w:r>
+        <w:rPr>
+          <w:color w:val="000000" w:themeColor="text1"/>
+        </w:rPr>
+        <w:t>microcontroller</w:t>
+      </w:r>
+      <w:r>
+        <w:rPr>
+          <w:color w:val="000000" w:themeColor="text1"/>
+        </w:rPr>
+        <w:t>s</w:t>
+      </w:r>
+      <w:r>
+        <w:rPr>
+          <w:color w:val="000000" w:themeColor="text1"/>
+        </w:rPr>
+        <w:t>(ESP</w:t>
+      </w:r>
+      <w:r>
+        <w:rPr>
+          <w:color w:val="000000" w:themeColor="text1"/>
+        </w:rPr>
+        <w:t>32</w:t>
+      </w:r>
+      <w:r>
+        <w:rPr>
+          <w:color w:val="000000" w:themeColor="text1"/>
+        </w:rPr>
+        <w:t xml:space="preserve">), draden, motordriver L293D, </w:t>
+      </w:r>
+      <w:r>
+        <w:rPr>
+          <w:color w:val="000000" w:themeColor="text1"/>
+        </w:rPr>
+        <w:t xml:space="preserve">bitshifter, </w:t>
+      </w:r>
+      <w:r>
+        <w:rPr>
+          <w:color w:val="000000" w:themeColor="text1"/>
+        </w:rPr>
+        <w:t>breadbo</w:t>
+      </w:r>
+      <w:r>
+        <w:rPr>
+          <w:color w:val="000000" w:themeColor="text1"/>
+        </w:rPr>
+        <w:t>a</w:t>
+      </w:r>
+      <w:r>
+        <w:rPr>
+          <w:color w:val="000000" w:themeColor="text1"/>
+        </w:rPr>
+        <w:t xml:space="preserve">rd, metalen wiel, </w:t>
+      </w:r>
+      <w:r>
+        <w:rPr>
+          <w:color w:val="000000" w:themeColor="text1"/>
+        </w:rPr>
+        <w:t xml:space="preserve">2 </w:t>
+      </w:r>
+      <w:r>
+        <w:rPr>
+          <w:color w:val="000000" w:themeColor="text1"/>
+        </w:rPr>
+        <w:t>dc motor</w:t>
+      </w:r>
+      <w:r>
+        <w:rPr>
+          <w:color w:val="000000" w:themeColor="text1"/>
+        </w:rPr>
+        <w:t xml:space="preserve">en en 2 </w:t>
+      </w:r>
+      <w:r>
+        <w:rPr>
+          <w:color w:val="000000" w:themeColor="text1"/>
+        </w:rPr>
+        <w:t>wielen</w:t>
+      </w:r>
+      <w:r>
+        <w:rPr>
+          <w:color w:val="000000" w:themeColor="text1"/>
+        </w:rPr>
+        <w:t>.</w:t>
+      </w:r>
     </w:p>
     <w:p>
       <w:pPr>
@@ -721,7 +827,21 @@
         <w:rPr>
           <w:color w:val="000000" w:themeColor="text1"/>
         </w:rPr>
-        <w:t>Kan opdracht krijgen d.m.v knoppen bovenop voor 7 verschillende gangen.</w:t>
+        <w:t xml:space="preserve">Kan opdracht krijgen </w:t>
+      </w:r>
+      <w:proofErr w:type="spellStart"/>
+      <w:r>
+        <w:rPr>
+          <w:color w:val="000000" w:themeColor="text1"/>
+        </w:rPr>
+        <w:t>d.m.v</w:t>
+      </w:r>
+      <w:proofErr w:type="spellEnd"/>
+      <w:r>
+        <w:rPr>
+          <w:color w:val="000000" w:themeColor="text1"/>
+        </w:rPr>
+        <w:t xml:space="preserve"> knoppen bovenop voor 7 verschillende gangen.</w:t>
       </w:r>
     </w:p>
     <w:p>
@@ -808,34 +928,6 @@
           <w:color w:val="000000" w:themeColor="text1"/>
         </w:rPr>
       </w:pPr>
-    </w:p>
-    <w:p>
-      <w:pPr>
-        <w:rPr>
-          <w:color w:val="000000" w:themeColor="text1"/>
-        </w:rPr>
-      </w:pPr>
-    </w:p>
-    <w:p>
-      <w:pPr>
-        <w:rPr>
-          <w:color w:val="000000" w:themeColor="text1"/>
-        </w:rPr>
-      </w:pPr>
-    </w:p>
-    <w:p>
-      <w:pPr>
-        <w:rPr>
-          <w:color w:val="000000" w:themeColor="text1"/>
-        </w:rPr>
-      </w:pPr>
-    </w:p>
-    <w:p>
-      <w:pPr>
-        <w:rPr>
-          <w:color w:val="000000" w:themeColor="text1"/>
-        </w:rPr>
-      </w:pPr>
       <w:r>
         <w:rPr>
           <w:color w:val="000000" w:themeColor="text1"/>
@@ -908,23 +1000,6 @@
         <w:rPr>
           <w:color w:val="000000" w:themeColor="text1"/>
         </w:rPr>
-        <w:t>Breedte kleiner dan 20 cm.</w:t>
-      </w:r>
-    </w:p>
-    <w:p>
-      <w:pPr>
-        <w:numPr>
-          <w:ilvl w:val="0"/>
-          <w:numId w:val="8"/>
-        </w:numPr>
-        <w:rPr>
-          <w:color w:val="000000" w:themeColor="text1"/>
-        </w:rPr>
-      </w:pPr>
-      <w:r>
-        <w:rPr>
-          <w:color w:val="000000" w:themeColor="text1"/>
-        </w:rPr>
         <w:t>Hardware en knoppen moeten op een stevig manier gemonteerd worden.</w:t>
       </w:r>
     </w:p>
@@ -939,7 +1014,6 @@
       <w:pPr>
         <w:rPr>
           <w:color w:val="000000" w:themeColor="text1"/>
-          <w:lang w:val="nl-NL"/>
         </w:rPr>
       </w:pPr>
       <w:r>
@@ -947,6 +1021,24 @@
           <w:color w:val="000000" w:themeColor="text1"/>
         </w:rPr>
         <w:br w:type="page"/>
+      </w:r>
+    </w:p>
+    <w:p>
+      <w:pPr>
+        <w:rPr>
+          <w:b/>
+          <w:bCs/>
+          <w:color w:val="000000" w:themeColor="text1"/>
+        </w:rPr>
+      </w:pPr>
+      <w:r>
+        <w:rPr>
+          <w:b/>
+          <w:bCs/>
+          <w:color w:val="000000" w:themeColor="text1"/>
+        </w:rPr>
+        <w:lastRenderedPageBreak/>
+        <w:t>Planning APM</w:t>
       </w:r>
     </w:p>
     <w:p>
@@ -1106,13 +1198,11 @@
               <w:spacing w:line="240" w:lineRule="auto"/>
               <w:rPr>
                 <w:color w:val="000000" w:themeColor="text1"/>
-                <w:lang w:val="nl-NL"/>
               </w:rPr>
             </w:pPr>
             <w:r>
               <w:rPr>
                 <w:color w:val="000000" w:themeColor="text1"/>
-                <w:lang w:val="nl-NL"/>
               </w:rPr>
               <w:t>2-9 april</w:t>
             </w:r>
@@ -1142,22 +1232,13 @@
               <w:spacing w:line="240" w:lineRule="auto"/>
               <w:rPr>
                 <w:color w:val="000000" w:themeColor="text1"/>
-                <w:lang w:val="nl-NL"/>
               </w:rPr>
             </w:pPr>
             <w:r>
               <w:rPr>
                 <w:color w:val="000000" w:themeColor="text1"/>
-                <w:lang w:val="nl-NL"/>
-              </w:rPr>
-              <w:t>navigatie IR sensor en DC motoren, sta</w:t>
-            </w:r>
-            <w:r>
-              <w:rPr>
-                <w:color w:val="000000" w:themeColor="text1"/>
-                <w:lang w:val="nl-NL"/>
-              </w:rPr>
-              <w:t>rt en noodknop</w:t>
+              </w:rPr>
+              <w:t>navigatie IR sensor en DC motoren, start en noodknop</w:t>
             </w:r>
           </w:p>
         </w:tc>
@@ -1215,13 +1296,11 @@
               <w:spacing w:line="240" w:lineRule="auto"/>
               <w:rPr>
                 <w:color w:val="000000" w:themeColor="text1"/>
-                <w:lang w:val="nl-NL"/>
               </w:rPr>
             </w:pPr>
             <w:r>
               <w:rPr>
                 <w:color w:val="000000" w:themeColor="text1"/>
-                <w:lang w:val="nl-NL"/>
               </w:rPr>
               <w:t>9-16 april</w:t>
             </w:r>
@@ -1251,13 +1330,11 @@
               <w:spacing w:line="240" w:lineRule="auto"/>
               <w:rPr>
                 <w:color w:val="000000" w:themeColor="text1"/>
-                <w:lang w:val="nl-NL"/>
               </w:rPr>
             </w:pPr>
             <w:r>
               <w:rPr>
                 <w:color w:val="000000" w:themeColor="text1"/>
-                <w:lang w:val="nl-NL"/>
               </w:rPr>
               <w:t>RFID, ultrasoon, pakket detectie</w:t>
             </w:r>
@@ -1317,13 +1394,11 @@
               <w:spacing w:line="240" w:lineRule="auto"/>
               <w:rPr>
                 <w:color w:val="000000" w:themeColor="text1"/>
-                <w:lang w:val="nl-NL"/>
               </w:rPr>
             </w:pPr>
             <w:r>
               <w:rPr>
                 <w:color w:val="000000" w:themeColor="text1"/>
-                <w:lang w:val="nl-NL"/>
               </w:rPr>
               <w:t xml:space="preserve">16-22 april </w:t>
             </w:r>
@@ -1353,13 +1428,11 @@
               <w:spacing w:line="240" w:lineRule="auto"/>
               <w:rPr>
                 <w:color w:val="000000" w:themeColor="text1"/>
-                <w:lang w:val="nl-NL"/>
               </w:rPr>
             </w:pPr>
             <w:r>
               <w:rPr>
                 <w:color w:val="000000" w:themeColor="text1"/>
-                <w:lang w:val="nl-NL"/>
               </w:rPr>
               <w:t>Routeknoppen, status aanduiding</w:t>
             </w:r>
@@ -1412,183 +1485,453 @@
     <w:p>
       <w:pPr>
         <w:rPr>
-          <w:color w:val="000000" w:themeColor="text1"/>
-        </w:rPr>
-      </w:pPr>
-      <w:r>
-        <w:rPr>
-          <w:color w:val="000000" w:themeColor="text1"/>
-        </w:rPr>
-        <w:t xml:space="preserve">Ontwerpen: </w:t>
-      </w:r>
-      <w:r>
-        <w:rPr>
-          <w:color w:val="000000" w:themeColor="text1"/>
-          <w:highlight w:val="green"/>
-        </w:rPr>
-        <w:t>elektrisch shema of een schets</w:t>
-      </w:r>
-      <w:r>
-        <w:rPr>
-          <w:color w:val="000000" w:themeColor="text1"/>
-        </w:rPr>
-        <w:t xml:space="preserve"> + (vorm, gewicht, materiaal + hoe de accu en sensors met draden en microcontroller aan de binnenkant moeten + hoe de leds en knoppen aan de buitenkant moet zitten).</w:t>
-      </w:r>
-    </w:p>
-    <w:p>
-      <w:pPr>
-        <w:rPr>
-          <w:color w:val="000000" w:themeColor="text1"/>
-        </w:rPr>
-      </w:pPr>
-    </w:p>
-    <w:p>
-      <w:pPr>
-        <w:rPr>
-          <w:color w:val="000000" w:themeColor="text1"/>
-        </w:rPr>
-      </w:pPr>
-      <w:r>
-        <w:rPr>
-          <w:color w:val="000000" w:themeColor="text1"/>
-        </w:rPr>
-        <w:t>Programmeren:</w:t>
-      </w:r>
-    </w:p>
-    <w:p>
-      <w:pPr>
-        <w:rPr>
-          <w:color w:val="000000" w:themeColor="text1"/>
-        </w:rPr>
-      </w:pPr>
-      <w:r>
-        <w:rPr>
-          <w:color w:val="000000" w:themeColor="text1"/>
-        </w:rPr>
-        <w:t xml:space="preserve">     De eisen 14,15,16 en 17 lezen.</w:t>
-      </w:r>
-    </w:p>
-    <w:p>
-      <w:pPr>
-        <w:rPr>
-          <w:color w:val="000000" w:themeColor="text1"/>
-        </w:rPr>
-      </w:pPr>
-    </w:p>
-    <w:p>
-      <w:pPr>
-        <w:rPr>
-          <w:color w:val="000000" w:themeColor="text1"/>
-        </w:rPr>
-      </w:pPr>
-      <w:r>
-        <w:rPr>
-          <w:color w:val="000000" w:themeColor="text1"/>
-        </w:rPr>
-        <w:t>Hardware:</w:t>
-      </w:r>
-    </w:p>
-    <w:p>
-      <w:pPr>
-        <w:numPr>
-          <w:ilvl w:val="0"/>
-          <w:numId w:val="6"/>
-        </w:numPr>
-        <w:rPr>
-          <w:color w:val="000000" w:themeColor="text1"/>
-        </w:rPr>
-      </w:pPr>
-      <w:r>
-        <w:rPr>
-          <w:color w:val="000000" w:themeColor="text1"/>
-        </w:rPr>
-        <w:t>maak elektrisch schema eis nummer 14</w:t>
-      </w:r>
-    </w:p>
-    <w:p>
-      <w:pPr>
-        <w:numPr>
-          <w:ilvl w:val="0"/>
-          <w:numId w:val="6"/>
-        </w:numPr>
-        <w:rPr>
-          <w:color w:val="000000" w:themeColor="text1"/>
-        </w:rPr>
-      </w:pPr>
-      <w:r>
-        <w:rPr>
-          <w:color w:val="000000" w:themeColor="text1"/>
-        </w:rPr>
-        <w:t xml:space="preserve">test of het werkt </w:t>
-      </w:r>
-    </w:p>
-    <w:p>
-      <w:pPr>
-        <w:rPr>
-          <w:color w:val="000000" w:themeColor="text1"/>
-        </w:rPr>
-      </w:pPr>
-    </w:p>
-    <w:p>
-      <w:pPr>
-        <w:rPr>
-          <w:color w:val="000000" w:themeColor="text1"/>
-        </w:rPr>
-      </w:pPr>
-    </w:p>
-    <w:p>
-      <w:pPr>
-        <w:rPr>
-          <w:color w:val="000000" w:themeColor="text1"/>
-        </w:rPr>
-      </w:pPr>
-    </w:p>
-    <w:p>
-      <w:pPr>
-        <w:rPr>
-          <w:color w:val="000000" w:themeColor="text1"/>
-        </w:rPr>
-      </w:pPr>
-      <w:r>
-        <w:rPr>
-          <w:color w:val="000000" w:themeColor="text1"/>
-        </w:rPr>
-        <w:t>Documentatie:</w:t>
-      </w:r>
-    </w:p>
-    <w:p>
-      <w:pPr>
-        <w:numPr>
-          <w:ilvl w:val="0"/>
-          <w:numId w:val="2"/>
-        </w:numPr>
-        <w:rPr>
-          <w:color w:val="000000" w:themeColor="text1"/>
-        </w:rPr>
-      </w:pPr>
-      <w:r>
-        <w:rPr>
-          <w:color w:val="000000" w:themeColor="text1"/>
-        </w:rPr>
-        <w:t>demofilm</w:t>
-      </w:r>
-    </w:p>
-    <w:p>
-      <w:pPr>
-        <w:numPr>
-          <w:ilvl w:val="0"/>
-          <w:numId w:val="2"/>
-        </w:numPr>
-        <w:rPr>
-          <w:color w:val="000000" w:themeColor="text1"/>
-        </w:rPr>
-      </w:pPr>
-      <w:r>
-        <w:rPr>
-          <w:color w:val="000000" w:themeColor="text1"/>
-        </w:rPr>
-        <w:t>overdrachtsdocumentatie ( ……..)</w:t>
-      </w:r>
+          <w:b/>
+          <w:bCs/>
+          <w:color w:val="000000" w:themeColor="text1"/>
+        </w:rPr>
+      </w:pPr>
+      <w:r>
+        <w:rPr>
+          <w:b/>
+          <w:bCs/>
+          <w:color w:val="000000" w:themeColor="text1"/>
+        </w:rPr>
+        <w:t>Planning documentatie</w:t>
+      </w:r>
+    </w:p>
+    <w:p>
+      <w:pPr>
+        <w:rPr>
+          <w:b/>
+          <w:bCs/>
+          <w:color w:val="000000" w:themeColor="text1"/>
+        </w:rPr>
+      </w:pPr>
+    </w:p>
+    <w:tbl>
+      <w:tblPr>
+        <w:tblW w:w="9029" w:type="dxa"/>
+        <w:tblBorders>
+          <w:top w:val="single" w:sz="8" w:space="0" w:color="000000"/>
+          <w:left w:val="single" w:sz="8" w:space="0" w:color="000000"/>
+          <w:bottom w:val="single" w:sz="8" w:space="0" w:color="000000"/>
+          <w:right w:val="single" w:sz="8" w:space="0" w:color="000000"/>
+          <w:insideH w:val="single" w:sz="8" w:space="0" w:color="000000"/>
+          <w:insideV w:val="single" w:sz="8" w:space="0" w:color="000000"/>
+        </w:tblBorders>
+        <w:tblLayout w:type="fixed"/>
+        <w:tblLook w:val="0600" w:firstRow="0" w:lastRow="0" w:firstColumn="0" w:lastColumn="0" w:noHBand="1" w:noVBand="1"/>
+      </w:tblPr>
+      <w:tblGrid>
+        <w:gridCol w:w="3009"/>
+        <w:gridCol w:w="3010"/>
+        <w:gridCol w:w="3010"/>
+      </w:tblGrid>
+      <w:tr>
+        <w:tc>
+          <w:tcPr>
+            <w:tcW w:w="3009" w:type="dxa"/>
+            <w:shd w:val="clear" w:color="auto" w:fill="auto"/>
+            <w:tcMar>
+              <w:top w:w="100" w:type="dxa"/>
+              <w:left w:w="100" w:type="dxa"/>
+              <w:bottom w:w="100" w:type="dxa"/>
+              <w:right w:w="100" w:type="dxa"/>
+            </w:tcMar>
+          </w:tcPr>
+          <w:p>
+            <w:pPr>
+              <w:widowControl w:val="0"/>
+              <w:pBdr>
+                <w:top w:val="nil"/>
+                <w:left w:val="nil"/>
+                <w:bottom w:val="nil"/>
+                <w:right w:val="nil"/>
+                <w:between w:val="nil"/>
+              </w:pBdr>
+              <w:spacing w:line="240" w:lineRule="auto"/>
+              <w:rPr>
+                <w:color w:val="000000" w:themeColor="text1"/>
+              </w:rPr>
+            </w:pPr>
+            <w:r>
+              <w:rPr>
+                <w:color w:val="000000" w:themeColor="text1"/>
+              </w:rPr>
+              <w:t>Tijd</w:t>
+            </w:r>
+          </w:p>
+        </w:tc>
+        <w:tc>
+          <w:tcPr>
+            <w:tcW w:w="3010" w:type="dxa"/>
+            <w:shd w:val="clear" w:color="auto" w:fill="auto"/>
+            <w:tcMar>
+              <w:top w:w="100" w:type="dxa"/>
+              <w:left w:w="100" w:type="dxa"/>
+              <w:bottom w:w="100" w:type="dxa"/>
+              <w:right w:w="100" w:type="dxa"/>
+            </w:tcMar>
+          </w:tcPr>
+          <w:p>
+            <w:pPr>
+              <w:widowControl w:val="0"/>
+              <w:pBdr>
+                <w:top w:val="nil"/>
+                <w:left w:val="nil"/>
+                <w:bottom w:val="nil"/>
+                <w:right w:val="nil"/>
+                <w:between w:val="nil"/>
+              </w:pBdr>
+              <w:spacing w:line="240" w:lineRule="auto"/>
+              <w:rPr>
+                <w:color w:val="000000" w:themeColor="text1"/>
+              </w:rPr>
+            </w:pPr>
+            <w:r>
+              <w:rPr>
+                <w:color w:val="000000" w:themeColor="text1"/>
+              </w:rPr>
+              <w:t>Taak</w:t>
+            </w:r>
+          </w:p>
+        </w:tc>
+        <w:tc>
+          <w:tcPr>
+            <w:tcW w:w="3010" w:type="dxa"/>
+            <w:shd w:val="clear" w:color="auto" w:fill="auto"/>
+            <w:tcMar>
+              <w:top w:w="100" w:type="dxa"/>
+              <w:left w:w="100" w:type="dxa"/>
+              <w:bottom w:w="100" w:type="dxa"/>
+              <w:right w:w="100" w:type="dxa"/>
+            </w:tcMar>
+          </w:tcPr>
+          <w:p>
+            <w:pPr>
+              <w:widowControl w:val="0"/>
+              <w:pBdr>
+                <w:top w:val="nil"/>
+                <w:left w:val="nil"/>
+                <w:bottom w:val="nil"/>
+                <w:right w:val="nil"/>
+                <w:between w:val="nil"/>
+              </w:pBdr>
+              <w:spacing w:line="240" w:lineRule="auto"/>
+              <w:rPr>
+                <w:color w:val="000000" w:themeColor="text1"/>
+              </w:rPr>
+            </w:pPr>
+            <w:r>
+              <w:rPr>
+                <w:color w:val="000000" w:themeColor="text1"/>
+              </w:rPr>
+              <w:t>Controle/ checklijst</w:t>
+            </w:r>
+          </w:p>
+        </w:tc>
+      </w:tr>
+      <w:tr>
+        <w:tc>
+          <w:tcPr>
+            <w:tcW w:w="3009" w:type="dxa"/>
+            <w:shd w:val="clear" w:color="auto" w:fill="auto"/>
+            <w:tcMar>
+              <w:top w:w="100" w:type="dxa"/>
+              <w:left w:w="100" w:type="dxa"/>
+              <w:bottom w:w="100" w:type="dxa"/>
+              <w:right w:w="100" w:type="dxa"/>
+            </w:tcMar>
+          </w:tcPr>
+          <w:p>
+            <w:pPr>
+              <w:widowControl w:val="0"/>
+              <w:pBdr>
+                <w:top w:val="nil"/>
+                <w:left w:val="nil"/>
+                <w:bottom w:val="nil"/>
+                <w:right w:val="nil"/>
+                <w:between w:val="nil"/>
+              </w:pBdr>
+              <w:spacing w:line="240" w:lineRule="auto"/>
+              <w:rPr>
+                <w:color w:val="000000" w:themeColor="text1"/>
+              </w:rPr>
+            </w:pPr>
+            <w:r>
+              <w:rPr>
+                <w:color w:val="000000" w:themeColor="text1"/>
+              </w:rPr>
+              <w:t>2-9 april</w:t>
+            </w:r>
+          </w:p>
+        </w:tc>
+        <w:tc>
+          <w:tcPr>
+            <w:tcW w:w="3010" w:type="dxa"/>
+            <w:shd w:val="clear" w:color="auto" w:fill="auto"/>
+            <w:tcMar>
+              <w:top w:w="100" w:type="dxa"/>
+              <w:left w:w="100" w:type="dxa"/>
+              <w:bottom w:w="100" w:type="dxa"/>
+              <w:right w:w="100" w:type="dxa"/>
+            </w:tcMar>
+          </w:tcPr>
+          <w:p>
+            <w:pPr>
+              <w:widowControl w:val="0"/>
+              <w:pBdr>
+                <w:top w:val="nil"/>
+                <w:left w:val="nil"/>
+                <w:bottom w:val="nil"/>
+                <w:right w:val="nil"/>
+                <w:between w:val="nil"/>
+              </w:pBdr>
+              <w:spacing w:line="240" w:lineRule="auto"/>
+              <w:rPr>
+                <w:color w:val="000000" w:themeColor="text1"/>
+              </w:rPr>
+            </w:pPr>
+            <w:r>
+              <w:rPr>
+                <w:color w:val="000000" w:themeColor="text1"/>
+              </w:rPr>
+              <w:t>Schetsen en elektrisch schema</w:t>
+            </w:r>
+          </w:p>
+        </w:tc>
+        <w:tc>
+          <w:tcPr>
+            <w:tcW w:w="3010" w:type="dxa"/>
+            <w:shd w:val="clear" w:color="auto" w:fill="auto"/>
+            <w:tcMar>
+              <w:top w:w="100" w:type="dxa"/>
+              <w:left w:w="100" w:type="dxa"/>
+              <w:bottom w:w="100" w:type="dxa"/>
+              <w:right w:w="100" w:type="dxa"/>
+            </w:tcMar>
+          </w:tcPr>
+          <w:p>
+            <w:pPr>
+              <w:widowControl w:val="0"/>
+              <w:pBdr>
+                <w:top w:val="nil"/>
+                <w:left w:val="nil"/>
+                <w:bottom w:val="nil"/>
+                <w:right w:val="nil"/>
+                <w:between w:val="nil"/>
+              </w:pBdr>
+              <w:spacing w:line="240" w:lineRule="auto"/>
+              <w:rPr>
+                <w:color w:val="000000" w:themeColor="text1"/>
+              </w:rPr>
+            </w:pPr>
+          </w:p>
+        </w:tc>
+      </w:tr>
+      <w:tr>
+        <w:tc>
+          <w:tcPr>
+            <w:tcW w:w="3009" w:type="dxa"/>
+            <w:shd w:val="clear" w:color="auto" w:fill="auto"/>
+            <w:tcMar>
+              <w:top w:w="100" w:type="dxa"/>
+              <w:left w:w="100" w:type="dxa"/>
+              <w:bottom w:w="100" w:type="dxa"/>
+              <w:right w:w="100" w:type="dxa"/>
+            </w:tcMar>
+          </w:tcPr>
+          <w:p>
+            <w:pPr>
+              <w:widowControl w:val="0"/>
+              <w:pBdr>
+                <w:top w:val="nil"/>
+                <w:left w:val="nil"/>
+                <w:bottom w:val="nil"/>
+                <w:right w:val="nil"/>
+                <w:between w:val="nil"/>
+              </w:pBdr>
+              <w:spacing w:line="240" w:lineRule="auto"/>
+              <w:rPr>
+                <w:color w:val="000000" w:themeColor="text1"/>
+              </w:rPr>
+            </w:pPr>
+            <w:r>
+              <w:rPr>
+                <w:color w:val="000000" w:themeColor="text1"/>
+              </w:rPr>
+              <w:t>9-16 april</w:t>
+            </w:r>
+          </w:p>
+        </w:tc>
+        <w:tc>
+          <w:tcPr>
+            <w:tcW w:w="3010" w:type="dxa"/>
+            <w:shd w:val="clear" w:color="auto" w:fill="auto"/>
+            <w:tcMar>
+              <w:top w:w="100" w:type="dxa"/>
+              <w:left w:w="100" w:type="dxa"/>
+              <w:bottom w:w="100" w:type="dxa"/>
+              <w:right w:w="100" w:type="dxa"/>
+            </w:tcMar>
+          </w:tcPr>
+          <w:p>
+            <w:pPr>
+              <w:widowControl w:val="0"/>
+              <w:pBdr>
+                <w:top w:val="nil"/>
+                <w:left w:val="nil"/>
+                <w:bottom w:val="nil"/>
+                <w:right w:val="nil"/>
+                <w:between w:val="nil"/>
+              </w:pBdr>
+              <w:spacing w:line="240" w:lineRule="auto"/>
+              <w:rPr>
+                <w:color w:val="000000" w:themeColor="text1"/>
+              </w:rPr>
+            </w:pPr>
+            <w:r>
+              <w:rPr>
+                <w:color w:val="000000" w:themeColor="text1"/>
+              </w:rPr>
+              <w:t>ontwerpdocument</w:t>
+            </w:r>
+          </w:p>
+        </w:tc>
+        <w:tc>
+          <w:tcPr>
+            <w:tcW w:w="3010" w:type="dxa"/>
+            <w:shd w:val="clear" w:color="auto" w:fill="auto"/>
+            <w:tcMar>
+              <w:top w:w="100" w:type="dxa"/>
+              <w:left w:w="100" w:type="dxa"/>
+              <w:bottom w:w="100" w:type="dxa"/>
+              <w:right w:w="100" w:type="dxa"/>
+            </w:tcMar>
+          </w:tcPr>
+          <w:p>
+            <w:pPr>
+              <w:widowControl w:val="0"/>
+              <w:pBdr>
+                <w:top w:val="nil"/>
+                <w:left w:val="nil"/>
+                <w:bottom w:val="nil"/>
+                <w:right w:val="nil"/>
+                <w:between w:val="nil"/>
+              </w:pBdr>
+              <w:spacing w:line="240" w:lineRule="auto"/>
+              <w:rPr>
+                <w:color w:val="000000" w:themeColor="text1"/>
+              </w:rPr>
+            </w:pPr>
+          </w:p>
+        </w:tc>
+      </w:tr>
+      <w:tr>
+        <w:tc>
+          <w:tcPr>
+            <w:tcW w:w="3009" w:type="dxa"/>
+            <w:shd w:val="clear" w:color="auto" w:fill="auto"/>
+            <w:tcMar>
+              <w:top w:w="100" w:type="dxa"/>
+              <w:left w:w="100" w:type="dxa"/>
+              <w:bottom w:w="100" w:type="dxa"/>
+              <w:right w:w="100" w:type="dxa"/>
+            </w:tcMar>
+          </w:tcPr>
+          <w:p>
+            <w:pPr>
+              <w:widowControl w:val="0"/>
+              <w:pBdr>
+                <w:top w:val="nil"/>
+                <w:left w:val="nil"/>
+                <w:bottom w:val="nil"/>
+                <w:right w:val="nil"/>
+                <w:between w:val="nil"/>
+              </w:pBdr>
+              <w:spacing w:line="240" w:lineRule="auto"/>
+              <w:rPr>
+                <w:color w:val="000000" w:themeColor="text1"/>
+              </w:rPr>
+            </w:pPr>
+            <w:r>
+              <w:rPr>
+                <w:color w:val="000000" w:themeColor="text1"/>
+              </w:rPr>
+              <w:t xml:space="preserve">16-22 april </w:t>
+            </w:r>
+          </w:p>
+        </w:tc>
+        <w:tc>
+          <w:tcPr>
+            <w:tcW w:w="3010" w:type="dxa"/>
+            <w:shd w:val="clear" w:color="auto" w:fill="auto"/>
+            <w:tcMar>
+              <w:top w:w="100" w:type="dxa"/>
+              <w:left w:w="100" w:type="dxa"/>
+              <w:bottom w:w="100" w:type="dxa"/>
+              <w:right w:w="100" w:type="dxa"/>
+            </w:tcMar>
+          </w:tcPr>
+          <w:p>
+            <w:pPr>
+              <w:widowControl w:val="0"/>
+              <w:pBdr>
+                <w:top w:val="nil"/>
+                <w:left w:val="nil"/>
+                <w:bottom w:val="nil"/>
+                <w:right w:val="nil"/>
+                <w:between w:val="nil"/>
+              </w:pBdr>
+              <w:spacing w:line="240" w:lineRule="auto"/>
+              <w:rPr>
+                <w:color w:val="000000" w:themeColor="text1"/>
+              </w:rPr>
+            </w:pPr>
+            <w:r>
+              <w:rPr>
+                <w:color w:val="000000" w:themeColor="text1"/>
+              </w:rPr>
+              <w:t>acceptatietesten</w:t>
+            </w:r>
+          </w:p>
+        </w:tc>
+        <w:tc>
+          <w:tcPr>
+            <w:tcW w:w="3010" w:type="dxa"/>
+            <w:shd w:val="clear" w:color="auto" w:fill="auto"/>
+            <w:tcMar>
+              <w:top w:w="100" w:type="dxa"/>
+              <w:left w:w="100" w:type="dxa"/>
+              <w:bottom w:w="100" w:type="dxa"/>
+              <w:right w:w="100" w:type="dxa"/>
+            </w:tcMar>
+          </w:tcPr>
+          <w:p>
+            <w:pPr>
+              <w:widowControl w:val="0"/>
+              <w:pBdr>
+                <w:top w:val="nil"/>
+                <w:left w:val="nil"/>
+                <w:bottom w:val="nil"/>
+                <w:right w:val="nil"/>
+                <w:between w:val="nil"/>
+              </w:pBdr>
+              <w:spacing w:line="240" w:lineRule="auto"/>
+              <w:rPr>
+                <w:color w:val="000000" w:themeColor="text1"/>
+              </w:rPr>
+            </w:pPr>
+          </w:p>
+        </w:tc>
+      </w:tr>
+    </w:tbl>
+    <w:p>
+      <w:pPr>
+        <w:rPr>
+          <w:color w:val="000000" w:themeColor="text1"/>
+        </w:rPr>
+      </w:pPr>
     </w:p>
     <w:sectPr>
       <w:pgSz w:w="11909" w:h="16834"/>
@@ -2931,6 +3274,10 @@
   <w:style w:type="paragraph" w:default="1" w:styleId="Standaard">
     <w:name w:val="Normal"/>
     <w:qFormat/>
+    <w:rsid w:val="00613FB3"/>
+    <w:rPr>
+      <w:lang w:val="nl-NL"/>
+    </w:rPr>
   </w:style>
   <w:style w:type="paragraph" w:styleId="Kop1">
     <w:name w:val="heading 1"/>
